--- a/Di-bootcamp/week7/day2/DC/DC explain.docx
+++ b/Di-bootcamp/week7/day2/DC/DC explain.docx
@@ -57,6 +57,58 @@
         </w:rPr>
         <w:t xml:space="preserve"> Step-by-step explanation</w:t>
       </w:r>
+    </w:p>
+    <w:p>
+      <w:pPr>
+        <w:spacing w:before="100" w:beforeAutospacing="1" w:after="100" w:afterAutospacing="1" w:line="240" w:lineRule="auto"/>
+        <w:rPr>
+          <w:rFonts w:ascii="Times New Roman" w:eastAsia="Times New Roman" w:hAnsi="Times New Roman" w:cs="Times New Roman"/>
+          <w:sz w:val="24"/>
+          <w:szCs w:val="24"/>
+        </w:rPr>
+      </w:pPr>
+      <w:r>
+        <w:rPr>
+          <w:rFonts w:ascii="Times New Roman" w:eastAsia="Times New Roman" w:hAnsi="Times New Roman" w:cs="Times New Roman"/>
+          <w:sz w:val="24"/>
+          <w:szCs w:val="24"/>
+        </w:rPr>
+        <w:t>In plain English:</w:t>
+      </w:r>
+    </w:p>
+    <w:p>
+      <w:pPr>
+        <w:pBdr>
+          <w:bottom w:val="double" w:sz="6" w:space="1" w:color="auto"/>
+        </w:pBdr>
+        <w:spacing w:beforeAutospacing="1" w:after="100" w:afterAutospacing="1" w:line="240" w:lineRule="auto"/>
+        <w:rPr>
+          <w:rFonts w:ascii="Times New Roman" w:eastAsia="Times New Roman" w:hAnsi="Times New Roman" w:cs="Times New Roman"/>
+          <w:sz w:val="24"/>
+          <w:szCs w:val="24"/>
+        </w:rPr>
+      </w:pPr>
+      <w:r>
+        <w:rPr>
+          <w:rFonts w:ascii="Times New Roman" w:eastAsia="Times New Roman" w:hAnsi="Times New Roman" w:cs="Times New Roman"/>
+          <w:sz w:val="24"/>
+          <w:szCs w:val="24"/>
+        </w:rPr>
+        <w:t>“For every batsman, sum up all the runs he scored (from all matches and balls), and show the list from the top scorer down.”</w:t>
+      </w:r>
+    </w:p>
+    <w:p>
+      <w:pPr>
+        <w:spacing w:before="100" w:beforeAutospacing="1" w:after="100" w:afterAutospacing="1" w:line="240" w:lineRule="auto"/>
+        <w:outlineLvl w:val="2"/>
+        <w:rPr>
+          <w:rFonts w:ascii="Times New Roman" w:eastAsia="Times New Roman" w:hAnsi="Times New Roman" w:cs="Times New Roman"/>
+          <w:b/>
+          <w:bCs/>
+          <w:sz w:val="27"/>
+          <w:szCs w:val="27"/>
+        </w:rPr>
+      </w:pPr>
     </w:p>
     <w:p>
       <w:pPr>
@@ -1257,6 +1309,7 @@
           <w:sz w:val="27"/>
           <w:szCs w:val="27"/>
         </w:rPr>
+        <w:lastRenderedPageBreak/>
         <w:t>4️</w:t>
       </w:r>
       <w:r>
@@ -1472,7 +1525,6 @@
           <w:rFonts w:ascii="Courier New" w:eastAsia="Times New Roman" w:hAnsi="Courier New" w:cs="Courier New"/>
           <w:sz w:val="20"/>
         </w:rPr>
-        <w:lastRenderedPageBreak/>
         <w:t>p.Player_Id</w:t>
       </w:r>
       <w:proofErr w:type="spellEnd"/>
@@ -2618,6 +2670,7 @@
                 <w:rFonts w:ascii="Courier New" w:eastAsia="Times New Roman" w:hAnsi="Courier New" w:cs="Courier New"/>
                 <w:sz w:val="20"/>
               </w:rPr>
+              <w:lastRenderedPageBreak/>
               <w:t>SUM()</w:t>
             </w:r>
           </w:p>
@@ -2779,42 +2832,25 @@
     </w:p>
     <w:p>
       <w:pPr>
-        <w:spacing w:before="100" w:beforeAutospacing="1" w:after="100" w:afterAutospacing="1" w:line="240" w:lineRule="auto"/>
-        <w:rPr>
-          <w:rFonts w:ascii="Times New Roman" w:eastAsia="Times New Roman" w:hAnsi="Times New Roman" w:cs="Times New Roman"/>
-          <w:sz w:val="24"/>
-          <w:szCs w:val="24"/>
-        </w:rPr>
-      </w:pPr>
-      <w:r>
-        <w:rPr>
-          <w:rFonts w:ascii="Times New Roman" w:eastAsia="Times New Roman" w:hAnsi="Times New Roman" w:cs="Times New Roman"/>
-          <w:sz w:val="24"/>
-          <w:szCs w:val="24"/>
-        </w:rPr>
+        <w:pStyle w:val="a3"/>
+      </w:pPr>
+      <w:r>
         <w:t>In plain English:</w:t>
       </w:r>
     </w:p>
     <w:p>
       <w:pPr>
+        <w:pStyle w:val="a3"/>
         <w:pBdr>
           <w:bottom w:val="double" w:sz="6" w:space="1" w:color="auto"/>
         </w:pBdr>
-        <w:spacing w:beforeAutospacing="1" w:after="100" w:afterAutospacing="1" w:line="240" w:lineRule="auto"/>
-        <w:rPr>
-          <w:rFonts w:ascii="Times New Roman" w:eastAsia="Times New Roman" w:hAnsi="Times New Roman" w:cs="Times New Roman"/>
-          <w:sz w:val="24"/>
-          <w:szCs w:val="24"/>
-        </w:rPr>
-      </w:pPr>
-      <w:r>
-        <w:rPr>
-          <w:rFonts w:ascii="Times New Roman" w:eastAsia="Times New Roman" w:hAnsi="Times New Roman" w:cs="Times New Roman"/>
-          <w:sz w:val="24"/>
-          <w:szCs w:val="24"/>
-        </w:rPr>
-        <w:lastRenderedPageBreak/>
-        <w:t>“For every batsman, sum up all the runs he scored (from all matches and balls), and show the list from the top scorer down.”</w:t>
+      </w:pPr>
+      <w:r>
+        <w:t>“First, calculate how many runs each batsman scored in each match.</w:t>
+      </w:r>
+      <w:r>
+        <w:br/>
+        <w:t>Then, for each batsman, count how many times they made a fifty (50–99) or a hundred (100+), and list them in order of top performers.”</w:t>
       </w:r>
     </w:p>
     <w:p>
@@ -3282,6 +3318,7 @@
     </w:p>
     <w:p>
       <w:r>
+        <w:lastRenderedPageBreak/>
         <w:pict>
           <v:rect id="_x0000_i1034" style="width:0;height:1.5pt" o:hralign="center" o:hrstd="t" o:hr="t" fillcolor="#a0a0a0" stroked="f"/>
         </w:pict>
@@ -3429,7 +3466,6 @@
                 <w:b/>
                 <w:bCs/>
               </w:rPr>
-              <w:lastRenderedPageBreak/>
               <w:t>batsman_name</w:t>
             </w:r>
             <w:proofErr w:type="spellEnd"/>
@@ -4453,6 +4489,7 @@
         <w:pStyle w:val="a3"/>
       </w:pPr>
       <w:r>
+        <w:lastRenderedPageBreak/>
         <w:t xml:space="preserve">Then we use </w:t>
       </w:r>
       <w:proofErr w:type="gramStart"/>
@@ -4554,7 +4591,6 @@
         <w:pStyle w:val="a3"/>
       </w:pPr>
       <w:r>
-        <w:lastRenderedPageBreak/>
         <w:t>Groups all matches by batsman — one final row per batsman.</w:t>
       </w:r>
     </w:p>
@@ -5265,6 +5301,7 @@
                 <w:rStyle w:val="HTML"/>
                 <w:rFonts w:eastAsiaTheme="minorHAnsi"/>
               </w:rPr>
+              <w:lastRenderedPageBreak/>
               <w:t xml:space="preserve">GROUP BY </w:t>
             </w:r>
             <w:proofErr w:type="spellStart"/>
@@ -5352,26 +5389,74 @@
     </w:p>
     <w:p>
       <w:pPr>
-        <w:pStyle w:val="a3"/>
-      </w:pPr>
-      <w:r>
-        <w:t>In plain English:</w:t>
-      </w:r>
-    </w:p>
-    <w:p>
-      <w:pPr>
-        <w:pStyle w:val="a3"/>
-        <w:pBdr>
-          <w:bottom w:val="double" w:sz="6" w:space="1" w:color="auto"/>
-        </w:pBdr>
-      </w:pPr>
-      <w:r>
-        <w:lastRenderedPageBreak/>
-        <w:t>“First, calculate how many runs each batsman scored in each match.</w:t>
-      </w:r>
-      <w:r>
+        <w:spacing w:before="100" w:beforeAutospacing="1" w:after="100" w:afterAutospacing="1" w:line="240" w:lineRule="auto"/>
+        <w:outlineLvl w:val="2"/>
+        <w:rPr>
+          <w:rFonts w:ascii="Times New Roman" w:eastAsia="Times New Roman" w:hAnsi="Times New Roman" w:cs="Times New Roman"/>
+          <w:b/>
+          <w:bCs/>
+          <w:sz w:val="27"/>
+          <w:szCs w:val="27"/>
+        </w:rPr>
+      </w:pPr>
+      <w:r>
+        <w:rPr>
+          <w:rFonts w:ascii="Times New Roman" w:eastAsia="Times New Roman" w:hAnsi="Times New Roman" w:cs="Times New Roman"/>
+          <w:b/>
+          <w:bCs/>
+          <w:sz w:val="27"/>
+          <w:szCs w:val="27"/>
+        </w:rPr>
+        <w:t xml:space="preserve">🗣️ </w:t>
+      </w:r>
+      <w:proofErr w:type="gramStart"/>
+      <w:r>
+        <w:rPr>
+          <w:rFonts w:ascii="Times New Roman" w:eastAsia="Times New Roman" w:hAnsi="Times New Roman" w:cs="Times New Roman"/>
+          <w:b/>
+          <w:bCs/>
+          <w:sz w:val="27"/>
+          <w:szCs w:val="27"/>
+        </w:rPr>
+        <w:t>In</w:t>
+      </w:r>
+      <w:proofErr w:type="gramEnd"/>
+      <w:r>
+        <w:rPr>
+          <w:rFonts w:ascii="Times New Roman" w:eastAsia="Times New Roman" w:hAnsi="Times New Roman" w:cs="Times New Roman"/>
+          <w:b/>
+          <w:bCs/>
+          <w:sz w:val="27"/>
+          <w:szCs w:val="27"/>
+        </w:rPr>
+        <w:t xml:space="preserve"> plain English:</w:t>
+      </w:r>
+    </w:p>
+    <w:p>
+      <w:pPr>
+        <w:spacing w:beforeAutospacing="1" w:after="100" w:afterAutospacing="1" w:line="240" w:lineRule="auto"/>
+        <w:rPr>
+          <w:rFonts w:ascii="Times New Roman" w:eastAsia="Times New Roman" w:hAnsi="Times New Roman" w:cs="Times New Roman"/>
+          <w:sz w:val="24"/>
+          <w:szCs w:val="24"/>
+        </w:rPr>
+      </w:pPr>
+      <w:r>
+        <w:rPr>
+          <w:rFonts w:ascii="Times New Roman" w:eastAsia="Times New Roman" w:hAnsi="Times New Roman" w:cs="Times New Roman"/>
+          <w:sz w:val="24"/>
+          <w:szCs w:val="24"/>
+        </w:rPr>
+        <w:t>“For each bowler, calculate how many runs they gave and wickets they took in each match.</w:t>
+      </w:r>
+      <w:r>
+        <w:rPr>
+          <w:rFonts w:ascii="Times New Roman" w:eastAsia="Times New Roman" w:hAnsi="Times New Roman" w:cs="Times New Roman"/>
+          <w:sz w:val="24"/>
+          <w:szCs w:val="24"/>
+        </w:rPr>
         <w:br/>
-        <w:t>Then, for each batsman, count how many times they made a fifty (50–99) or a hundred (100+), and list them in order of top performers.”</w:t>
+        <w:t>Then show, for each bowler, the match where they took the most wickets, and how few runs they’ve ever conceded.”</w:t>
       </w:r>
     </w:p>
     <w:p>
@@ -6227,6 +6312,7 @@
           <w:sz w:val="24"/>
           <w:szCs w:val="24"/>
         </w:rPr>
+        <w:lastRenderedPageBreak/>
         <w:t xml:space="preserve">Connects each bowler’s ID to their name from the </w:t>
       </w:r>
       <w:r>
@@ -6416,7 +6502,6 @@
           <w:rFonts w:ascii="Courier New" w:eastAsia="Times New Roman" w:hAnsi="Courier New" w:cs="Courier New"/>
           <w:sz w:val="20"/>
         </w:rPr>
-        <w:lastRenderedPageBreak/>
         <w:t>bb.Match_Id</w:t>
       </w:r>
       <w:proofErr w:type="spellEnd"/>
@@ -7748,6 +7833,7 @@
           <w:sz w:val="36"/>
           <w:szCs w:val="36"/>
         </w:rPr>
+        <w:lastRenderedPageBreak/>
         <w:t>🔹 Step 3: Main Query</w:t>
       </w:r>
     </w:p>
@@ -8272,7 +8358,6 @@
           <w:sz w:val="24"/>
           <w:szCs w:val="24"/>
         </w:rPr>
-        <w:lastRenderedPageBreak/>
         <w:t>Let’s unpack it:</w:t>
       </w:r>
     </w:p>
@@ -9039,6 +9124,7 @@
                 <w:sz w:val="24"/>
                 <w:szCs w:val="24"/>
               </w:rPr>
+              <w:lastRenderedPageBreak/>
               <w:t>Pat Cummins</w:t>
             </w:r>
           </w:p>
@@ -9412,7 +9498,6 @@
                 <w:rFonts w:ascii="Courier New" w:eastAsia="Times New Roman" w:hAnsi="Courier New" w:cs="Courier New"/>
                 <w:sz w:val="20"/>
               </w:rPr>
-              <w:lastRenderedPageBreak/>
               <w:t>Player</w:t>
             </w:r>
           </w:p>
@@ -9703,78 +9788,6 @@
         <w:pict>
           <v:rect id="_x0000_i1056" style="width:0;height:1.5pt" o:hralign="center" o:hrstd="t" o:hr="t" fillcolor="#a0a0a0" stroked="f"/>
         </w:pict>
-      </w:r>
-    </w:p>
-    <w:p>
-      <w:pPr>
-        <w:spacing w:before="100" w:beforeAutospacing="1" w:after="100" w:afterAutospacing="1" w:line="240" w:lineRule="auto"/>
-        <w:outlineLvl w:val="2"/>
-        <w:rPr>
-          <w:rFonts w:ascii="Times New Roman" w:eastAsia="Times New Roman" w:hAnsi="Times New Roman" w:cs="Times New Roman"/>
-          <w:b/>
-          <w:bCs/>
-          <w:sz w:val="27"/>
-          <w:szCs w:val="27"/>
-        </w:rPr>
-      </w:pPr>
-      <w:r>
-        <w:rPr>
-          <w:rFonts w:ascii="Times New Roman" w:eastAsia="Times New Roman" w:hAnsi="Times New Roman" w:cs="Times New Roman"/>
-          <w:b/>
-          <w:bCs/>
-          <w:sz w:val="27"/>
-          <w:szCs w:val="27"/>
-        </w:rPr>
-        <w:t xml:space="preserve">🗣️ </w:t>
-      </w:r>
-      <w:proofErr w:type="gramStart"/>
-      <w:r>
-        <w:rPr>
-          <w:rFonts w:ascii="Times New Roman" w:eastAsia="Times New Roman" w:hAnsi="Times New Roman" w:cs="Times New Roman"/>
-          <w:b/>
-          <w:bCs/>
-          <w:sz w:val="27"/>
-          <w:szCs w:val="27"/>
-        </w:rPr>
-        <w:t>In</w:t>
-      </w:r>
-      <w:proofErr w:type="gramEnd"/>
-      <w:r>
-        <w:rPr>
-          <w:rFonts w:ascii="Times New Roman" w:eastAsia="Times New Roman" w:hAnsi="Times New Roman" w:cs="Times New Roman"/>
-          <w:b/>
-          <w:bCs/>
-          <w:sz w:val="27"/>
-          <w:szCs w:val="27"/>
-        </w:rPr>
-        <w:t xml:space="preserve"> plain English:</w:t>
-      </w:r>
-    </w:p>
-    <w:p>
-      <w:pPr>
-        <w:spacing w:beforeAutospacing="1" w:after="100" w:afterAutospacing="1" w:line="240" w:lineRule="auto"/>
-        <w:rPr>
-          <w:rFonts w:ascii="Times New Roman" w:eastAsia="Times New Roman" w:hAnsi="Times New Roman" w:cs="Times New Roman"/>
-          <w:sz w:val="24"/>
-          <w:szCs w:val="24"/>
-        </w:rPr>
-      </w:pPr>
-      <w:r>
-        <w:rPr>
-          <w:rFonts w:ascii="Times New Roman" w:eastAsia="Times New Roman" w:hAnsi="Times New Roman" w:cs="Times New Roman"/>
-          <w:sz w:val="24"/>
-          <w:szCs w:val="24"/>
-        </w:rPr>
-        <w:t>“For each bowler, calculate how many runs they gave and wickets they took in each match.</w:t>
-      </w:r>
-      <w:r>
-        <w:rPr>
-          <w:rFonts w:ascii="Times New Roman" w:eastAsia="Times New Roman" w:hAnsi="Times New Roman" w:cs="Times New Roman"/>
-          <w:sz w:val="24"/>
-          <w:szCs w:val="24"/>
-        </w:rPr>
-        <w:br/>
-        <w:t>Then show, for each bowler, the match where they took the most wickets, and how few runs they’ve ever conceded.”</w:t>
       </w:r>
     </w:p>
     <w:p/>
